--- a/Module8/eedelst4_sc8.docx
+++ b/Module8/eedelst4_sc8.docx
@@ -9,15 +9,7 @@
     </w:p>
     <w:p>
       <w:r>
-        <w:t>EN.605.645.</w:t>
-      </w:r>
-      <w:proofErr w:type="gramStart"/>
-      <w:r>
-        <w:t>82.SP</w:t>
-      </w:r>
-      <w:proofErr w:type="gramEnd"/>
-      <w:r>
-        <w:t>26</w:t>
+        <w:t>EN.605.645.82.SP26</w:t>
       </w:r>
     </w:p>
     <w:p>
@@ -28,7 +20,10 @@
         <w:t xml:space="preserve">odule </w:t>
       </w:r>
       <w:r>
-        <w:t xml:space="preserve">7 </w:t>
+        <w:t>8</w:t>
+      </w:r>
+      <w:r>
+        <w:t xml:space="preserve"> </w:t>
       </w:r>
       <w:r>
         <w:t>– self check</w:t>
